--- a/cf/sh/u/files/u009.docx
+++ b/cf/sh/u/files/u009.docx
@@ -20,7 +20,7 @@
     </w:p>
     <w:p>
       <w:r>
-        <w:t>請針對每個題目，把答案填在「回答：」後面（越具體越好）；填好後請放回您的部門資料夾即可，不需回信。</w:t>
+        <w:t>這份問卷是想更了解您的實際作業，好把您的 AI 助理做得更貼近需求。第一部分請把答案填在「回答：」後面（越具體越好）；第二部分只是先讓您了解，之後用的時候再一起調整，不用現在填。填好後放回您的部門資料夾即可，不需回信。</w:t>
       </w:r>
     </w:p>
     <w:p>
@@ -32,8 +32,16 @@
       </w:r>
     </w:p>
     <w:p>
+      <w:pPr>
+        <w:pStyle w:val="Heading2"/>
+      </w:pPr>
       <w:r>
-        <w:t>1. 品項規格與歷史採購價／目標價主檔可否向採購索取？</w:t>
+        <w:t>一、請您提供或確認的事情</w:t>
+      </w:r>
+    </w:p>
+    <w:p>
+      <w:r>
+        <w:t>1. 物管的缺料明細、ZMMR007、ZMMR008 匯出來長怎樣、有哪些欄位？各給我一份（可去識別化）樣本。</w:t>
       </w:r>
     </w:p>
     <w:p>
@@ -43,7 +51,7 @@
     </w:p>
     <w:p>
       <w:r>
-        <w:t>2. 報價單常見格式樣本（各廠商版面不同）能否提供，供辨識測試？</w:t>
+        <w:t>2. 各採購經辦回覆的交期，您平常是怎麼彙整的（系統還是人工 Excel）？SRM 出貨明細怎麼匯出？</w:t>
       </w:r>
     </w:p>
     <w:p>
@@ -53,7 +61,7 @@
     </w:p>
     <w:p>
       <w:r>
-        <w:t>3. 議價紀錄表（博格）的實際欄位與簽核流程為何？</w:t>
+        <w:t>3. 料號主檔和採購經辦對照（誰負責哪些料）能給我嗎？向採購要一份。</w:t>
       </w:r>
     </w:p>
     <w:p>
@@ -63,7 +71,7 @@
     </w:p>
     <w:p>
       <w:r>
-        <w:t>4. 規格對齊規則為何（同義規格、單位換算）以避免錯誤比價？</w:t>
+        <w:t>4. 『已請未採／已採未交／已交』這三種狀態，公司正式怎麼定義？交期落差算風險的規則是什麼？</w:t>
       </w:r>
     </w:p>
     <w:p>
@@ -73,7 +81,7 @@
     </w:p>
     <w:p>
       <w:r>
-        <w:t>5. 異常價判定門檻為何（偏離歷史價多少 % 須示警）？</w:t>
+        <w:t>5. 有沒有現成的集結會議紀錄 Excel 範本和發送對象清單？做好的紀錄最後是誰核對、誰定稿發送？</w:t>
       </w:r>
     </w:p>
     <w:p>
@@ -82,13 +90,31 @@
       </w:r>
     </w:p>
     <w:p>
+      <w:pPr>
+        <w:pStyle w:val="Heading2"/>
+      </w:pPr>
       <w:r>
-        <w:t>6. 選定最低價後的議價與送簽由誰負責？</w:t>
+        <w:t>二、要用了之後、跟 AI 一起調整的事情（先了解即可，不用現在填）</w:t>
       </w:r>
     </w:p>
     <w:p>
       <w:r>
-        <w:t>回答：</w:t>
+        <w:t>• 多份系統資料要用料號串起來，一開始可能有對不上的，請您用時指出來，我們調對齊規則。</w:t>
+      </w:r>
+    </w:p>
+    <w:p>
+      <w:r>
+        <w:t>• 某料號 SRM 沒回交期時，AI 會標『待補、風險無法判定』不亂猜，請您確認這樣處理對不對。</w:t>
+      </w:r>
+    </w:p>
+    <w:p>
+      <w:r>
+        <w:t>• 狀態分類、交期落差、風險等級的判法是不是您要的，用過幾次再回饋校準。</w:t>
+      </w:r>
+    </w:p>
+    <w:p>
+      <w:r>
+        <w:t>• 碰到特殊料件或緊急缺料的情況，第一次遇到請留給我看，我們把判定規則補上。</w:t>
       </w:r>
     </w:p>
     <w:p/>
@@ -101,8 +127,16 @@
       </w:r>
     </w:p>
     <w:p>
+      <w:pPr>
+        <w:pStyle w:val="Heading2"/>
+      </w:pPr>
       <w:r>
-        <w:t>1. 四張 SAP 報表（YMM010A、ZMMR007、ZMMR008、ZMMR050）的實際欄位定義與真正用途為何？（最重要，範例為推估）</w:t>
+        <w:t>一、請您提供或確認的事情</w:t>
+      </w:r>
+    </w:p>
+    <w:p>
+      <w:r>
+        <w:t>1. 共用區那份交期／報價 Excel 底表實際欄位長怎樣？給我一份樣本，這是比對『前次 vs 這次』交期和單價的底。</w:t>
       </w:r>
     </w:p>
     <w:p>
@@ -112,7 +146,7 @@
     </w:p>
     <w:p>
       <w:r>
-        <w:t>2. 各報表匯出方式為何？能各提供一份去識別化樣本嗎？</w:t>
+        <w:t>2. 廠商 mail、LINE 回覆通常怎麼講交期和價格？給我幾則真實的（可去識別化）樣本，AI 才練得起來從口語裡把資訊抓出來。</w:t>
       </w:r>
     </w:p>
     <w:p>
@@ -122,7 +156,7 @@
     </w:p>
     <w:p>
       <w:r>
-        <w:t>3. 『已請未採／已採未交』的公司正式判定口徑為何？</w:t>
+        <w:t>3. 廠商講『下週』『月底』這種口語，要怎麼換成確切日期？有沒有一個界定規則？</w:t>
       </w:r>
     </w:p>
     <w:p>
@@ -132,7 +166,7 @@
     </w:p>
     <w:p>
       <w:r>
-        <w:t>4. 既有週報（N:\...\03週報\2026週會）的版型與彙總欄位為何？</w:t>
+        <w:t>4. 料號、採購單號怎麼對應？博格送簽的流程和表單欄位長怎樣？</w:t>
       </w:r>
     </w:p>
     <w:p>
@@ -142,7 +176,7 @@
     </w:p>
     <w:p>
       <w:r>
-        <w:t>5. 逾期計算的基準日以週會日還是當日？</w:t>
+        <w:t>5. 整理好的核對表最後是誰核對、誰向廠商釐清待補、誰填表送博格？您自己會在哪一步把關？</w:t>
       </w:r>
     </w:p>
     <w:p>
@@ -151,13 +185,31 @@
       </w:r>
     </w:p>
     <w:p>
+      <w:pPr>
+        <w:pStyle w:val="Heading2"/>
+      </w:pPr>
       <w:r>
-        <w:t>6. 週報定稿後由誰存週會資料夾？</w:t>
+        <w:t>二、要用了之後、跟 AI 一起調整的事情（先了解即可，不用現在填）</w:t>
       </w:r>
     </w:p>
     <w:p>
       <w:r>
-        <w:t>回答：</w:t>
+        <w:t>• 從 mail／LINE 這種口語裡抓每天的交期和價格變動，AI 一開始不一定準，請您用時指出漏抓或抓錯的，我們一起調。</w:t>
+      </w:r>
+    </w:p>
+    <w:p>
+      <w:r>
+        <w:t>• 廠商只回『月底前出貨』沒給確切日時，AI 會標『待釐清、向廠商確認』不亂訂日期，請您確認這樣處理對不對。</w:t>
+      </w:r>
+    </w:p>
+    <w:p>
+      <w:r>
+        <w:t>• 核對表欄位、交期變動／逾期／價格變更的呈現是不是您要的樣子，用過幾筆再回饋。</w:t>
+      </w:r>
+    </w:p>
+    <w:p>
+      <w:r>
+        <w:t>• 碰到廠商用圖片報價、或很特殊的口語講法，第一次遇到請留給我看，我們把處理方式補上。</w:t>
       </w:r>
     </w:p>
     <w:p/>
